--- a/RFI-Docs/VA Research Accomplishments 4.4.25 um.docx
+++ b/RFI-Docs/VA Research Accomplishments 4.4.25 um.docx
@@ -4,13 +4,128 @@
   <w:body>
     <w:p>
       <w:pPr>
-        <w:jc w:val="center"/>
+        <w:jc w:val="left"/>
       </w:pPr>
       <w:r>
-        <w:t xml:space="preserve">VA Research – </w:t>
+        <w:rPr>
+          <w:color w:val="646464"/>
+          <w:sz w:val="18"/>
+        </w:rPr>
+        <w:t>Document: VA Research Accomplishments 4.4.25 um.docx</w:t>
       </w:r>
+    </w:p>
+    <w:p>
+      <w:pPr>
+        <w:jc w:val="left"/>
+      </w:pPr>
       <w:r>
-        <w:t>“Top Lines”</w:t>
+        <w:rPr>
+          <w:color w:val="646464"/>
+          <w:sz w:val="18"/>
+        </w:rPr>
+        <w:t>Title: VA Research – “Top Lines”</w:t>
+      </w:r>
+    </w:p>
+    <w:p>
+      <w:pPr>
+        <w:jc w:val="left"/>
+      </w:pPr>
+      <w:r>
+        <w:rPr>
+          <w:color w:val="646464"/>
+          <w:sz w:val="18"/>
+        </w:rPr>
+        <w:t>Topic: Suicide Prevention | Type: Talking Points</w:t>
+      </w:r>
+    </w:p>
+    <w:p>
+      <w:pPr>
+        <w:jc w:val="left"/>
+      </w:pPr>
+      <w:r>
+        <w:rPr>
+          <w:color w:val="646464"/>
+          <w:sz w:val="18"/>
+        </w:rPr>
+        <w:t>Created: 2025-07-10 | By: McGovern, Brian V.</w:t>
+      </w:r>
+    </w:p>
+    <w:p>
+      <w:pPr>
+        <w:jc w:val="left"/>
+      </w:pPr>
+      <w:r>
+        <w:rPr>
+          <w:color w:val="646464"/>
+          <w:sz w:val="18"/>
+        </w:rPr>
+        <w:t>Modified: 2025-07-10 | By: McGovern, Brian V.</w:t>
+      </w:r>
+    </w:p>
+    <w:p>
+      <w:pPr>
+        <w:jc w:val="left"/>
+      </w:pPr>
+      <w:r>
+        <w:rPr>
+          <w:color w:val="C8C8C8"/>
+          <w:sz w:val="16"/>
+        </w:rPr>
+        <w:t>────────────────────────────────────────────────────────────────────────────────</w:t>
+      </w:r>
+    </w:p>
+    <w:p>
+      <w:pPr>
+        <w:jc w:val="left"/>
+      </w:pPr>
+      <w:r/>
+    </w:p>
+    <w:p>
+      <w:pPr>
+        <w:jc w:val="left"/>
+      </w:pPr>
+      <w:r>
+        <w:rPr>
+          <w:color w:val="646464"/>
+          <w:sz w:val="18"/>
+        </w:rPr>
+        <w:t>Topic: Suicide Prevention | Type: Talking Points</w:t>
+      </w:r>
+    </w:p>
+    <w:p>
+      <w:pPr>
+        <w:jc w:val="left"/>
+      </w:pPr>
+      <w:r>
+        <w:rPr>
+          <w:color w:val="646464"/>
+          <w:sz w:val="18"/>
+        </w:rPr>
+        <w:t>Created: 2025-07-10 | By: McGovern, Brian V.</w:t>
+      </w:r>
+    </w:p>
+    <w:p>
+      <w:pPr>
+        <w:jc w:val="left"/>
+      </w:pPr>
+      <w:r>
+        <w:rPr>
+          <w:color w:val="646464"/>
+          <w:sz w:val="18"/>
+        </w:rPr>
+        <w:t>Modified: 2025-07-10 | By: McGovern, Brian V.</w:t>
+      </w:r>
+    </w:p>
+    <w:p>
+      <w:pPr>
+        <w:jc w:val="left"/>
+      </w:pPr>
+      <w:r>
+        <w:rPr>
+          <w:color w:val="C8C8C8"/>
+          <w:sz w:val="16"/>
+        </w:rPr>
+        <w:t>────────────────────────────────────────────────────────────────────────────────</w:t>
       </w:r>
     </w:p>
     <w:p>
@@ -20,13 +135,7 @@
           <w:bCs/>
         </w:rPr>
       </w:pPr>
-      <w:r>
-        <w:rPr>
-          <w:b/>
-          <w:bCs/>
-        </w:rPr>
-        <w:t xml:space="preserve">Psychedelics </w:t>
-      </w:r>
+      <w:r/>
     </w:p>
     <w:p>
       <w:pPr>
